--- a/docs/omatsuri/submit/omatsuri_02_seiyakusho.docx
+++ b/docs/omatsuri/submit/omatsuri_02_seiyakusho.docx
@@ -479,7 +479,7 @@
           <w:fitText w:val="1680" w:id="-641419767"/>
           <w:lang w:eastAsia="zh-TW"/>
         </w:rPr>
-        <w:t>地　東京都渋谷区神宮前6-18-10 海老名ビル4F</w:t>
+        <w:t>地　〒150-0001　東京都渋谷区神宮前6-18-10　海老名ビル4F</w:t>
       </w:r>
     </w:p>
     <w:p>

--- a/docs/omatsuri/submit/omatsuri_02_seiyakusho.docx
+++ b/docs/omatsuri/submit/omatsuri_02_seiyakusho.docx
@@ -444,42 +444,94 @@
           <w:sz w:val="28"/>
           <w:lang w:eastAsia="zh-TW"/>
         </w:rPr>
-      </w:pPr>
+        <w:ind w:left="900" w:leftChars="0" w:firstLine="0" w:firstLineChars="0"/>
+      </w:pPr>
+      <w:r>
+        <w:rPr>
+          <w:rFonts w:hint="eastAsia"/>
+          <w:sz w:val="28"/>
+          <w:lang w:eastAsia="zh-TW"/>
+        </w:rPr>
+        <w:t xml:space="preserve">　</w:t>
+      </w:r>
+      <w:r>
+        <w:rPr>
+          <w:rFonts w:hint="eastAsia"/>
+          <w:spacing w:val="210"/>
+          <w:sz w:val="28"/>
+          <w:fitText w:val="1680" w:id="-641419767"/>
+          <w:lang w:eastAsia="zh-TW"/>
+        </w:rPr>
+        <w:t>所在</w:t>
+      </w:r>
+      <w:r>
+        <w:rPr>
+          <w:rFonts w:hint="eastAsia"/>
+          <w:sz w:val="28"/>
+          <w:fitText w:val="1680" w:id="-641419767"/>
+          <w:lang w:eastAsia="zh-TW"/>
+        </w:rPr>
+        <w:t>地</w:t>
+      </w:r>
+      <w:r>
+        <w:rPr>
+          <w:rFonts w:hint="eastAsia"/>
+          <w:sz w:val="25"/>
+          <w:fitText w:val="1680" w:id="-641419767"/>
+          <w:lang w:eastAsia="zh-TW"/>
+        </w:rPr>
+        <w:t xml:space="preserve">　〒150-0001　東京都渋谷区神宮前6-18-10　海老名ビル4F</w:t>
+      </w:r>
     </w:p>
     <w:p>
       <w:pPr>
-        <w:ind w:left="1680" w:firstLineChars="300" w:firstLine="840"/>
-        <w:rPr>
+        <w:rPr>
+          <w:sz w:val="28"/>
+        </w:rPr>
+        <w:ind w:left="900" w:leftChars="0" w:firstLine="0" w:firstLineChars="0"/>
+      </w:pPr>
+      <w:r>
+        <w:rPr>
+          <w:rFonts w:hint="eastAsia"/>
           <w:sz w:val="28"/>
           <w:lang w:eastAsia="zh-TW"/>
         </w:rPr>
-      </w:pPr>
+      </w:r>
       <w:r>
         <w:rPr>
           <w:rFonts w:hint="eastAsia"/>
           <w:sz w:val="28"/>
           <w:lang w:eastAsia="zh-TW"/>
         </w:rPr>
+      </w:r>
+      <w:r>
+        <w:rPr>
+          <w:rFonts w:hint="eastAsia"/>
+          <w:sz w:val="28"/>
+          <w:lang w:eastAsia="zh-TW"/>
+        </w:rPr>
+      </w:r>
+      <w:r>
+        <w:rPr>
+          <w:rFonts w:hint="eastAsia"/>
+          <w:sz w:val="28"/>
+          <w:lang w:eastAsia="zh-TW"/>
+        </w:rPr>
         <w:t xml:space="preserve">　</w:t>
       </w:r>
       <w:r>
         <w:rPr>
           <w:rFonts w:hint="eastAsia"/>
-          <w:spacing w:val="210"/>
-          <w:sz w:val="28"/>
-          <w:fitText w:val="1680" w:id="-641419767"/>
-          <w:lang w:eastAsia="zh-TW"/>
-        </w:rPr>
-        <w:t>所在</w:t>
-      </w:r>
-      <w:r>
-        <w:rPr>
-          <w:rFonts w:hint="eastAsia"/>
-          <w:sz w:val="28"/>
-          <w:fitText w:val="1680" w:id="-641419767"/>
-          <w:lang w:eastAsia="zh-TW"/>
-        </w:rPr>
-        <w:t>地　〒150-0001　東京都渋谷区神宮前6-18-10　海老名ビル4F</w:t>
+          <w:sz w:val="28"/>
+        </w:rPr>
+        <w:t>商号又は名称</w:t>
+      </w:r>
+      <w:r>
+        <w:rPr>
+          <w:rFonts w:hint="eastAsia"/>
+          <w:sz w:val="28"/>
+        </w:rPr>
+        <w:t xml:space="preserve">　一般社団法人ジャパンプロモーション</w:t>
       </w:r>
     </w:p>
     <w:p>
@@ -487,152 +539,97 @@
         <w:rPr>
           <w:sz w:val="28"/>
         </w:rPr>
-      </w:pPr>
-      <w:r>
-        <w:rPr>
-          <w:rFonts w:hint="eastAsia"/>
-          <w:sz w:val="28"/>
-          <w:lang w:eastAsia="zh-TW"/>
-        </w:rPr>
-        <w:tab/>
-      </w:r>
-      <w:r>
-        <w:rPr>
-          <w:rFonts w:hint="eastAsia"/>
-          <w:sz w:val="28"/>
-          <w:lang w:eastAsia="zh-TW"/>
-        </w:rPr>
-        <w:tab/>
-      </w:r>
-      <w:r>
-        <w:rPr>
-          <w:rFonts w:hint="eastAsia"/>
-          <w:sz w:val="28"/>
-          <w:lang w:eastAsia="zh-TW"/>
-        </w:rPr>
-        <w:tab/>
-      </w:r>
-      <w:r>
-        <w:rPr>
-          <w:rFonts w:hint="eastAsia"/>
-          <w:sz w:val="28"/>
-          <w:lang w:eastAsia="zh-TW"/>
-        </w:rPr>
-        <w:t xml:space="preserve">　</w:t>
-      </w:r>
-      <w:r>
-        <w:rPr>
-          <w:rFonts w:hint="eastAsia"/>
-          <w:sz w:val="28"/>
-        </w:rPr>
-        <w:t>商号又は名称　一般社団法人ジャパンプロモーション</w:t>
+        <w:ind w:left="900" w:leftChars="0" w:firstLine="0" w:firstLineChars="0"/>
+      </w:pPr>
+      <w:r>
+        <w:rPr>
+          <w:rFonts w:hint="eastAsia"/>
+          <w:sz w:val="28"/>
+        </w:rPr>
+      </w:r>
+      <w:r>
+        <w:rPr>
+          <w:rFonts w:hint="eastAsia"/>
+          <w:sz w:val="28"/>
+        </w:rPr>
+      </w:r>
+      <w:r>
+        <w:rPr>
+          <w:rFonts w:hint="eastAsia"/>
+          <w:sz w:val="28"/>
+        </w:rPr>
+      </w:r>
+      <w:r>
+        <w:rPr>
+          <w:rFonts w:hint="eastAsia"/>
+          <w:sz w:val="28"/>
+        </w:rPr>
+        <w:t xml:space="preserve">　代表者職氏名　</w:t>
+      </w:r>
+      <w:r>
+        <w:rPr>
+          <w:rFonts w:hint="eastAsia"/>
+          <w:sz w:val="28"/>
+        </w:rPr>
+        <w:t xml:space="preserve">代表理事　生島　儀尊　　</w:t>
+      </w:r>
+      <w:r>
+        <w:rPr>
+          <w:sz w:val="28"/>
+        </w:rPr>
+        <w:fldChar w:fldCharType="begin"/>
+      </w:r>
+      <w:r>
+        <w:rPr>
+          <w:sz w:val="28"/>
+        </w:rPr>
+        <w:instrText xml:space="preserve"> </w:instrText>
+      </w:r>
+      <w:r>
+        <w:rPr>
+          <w:rFonts w:hint="eastAsia"/>
+          <w:sz w:val="28"/>
+        </w:rPr>
+        <w:instrText>eq \o\ac(</w:instrText>
+      </w:r>
+      <w:r>
+        <w:rPr>
+          <w:rFonts w:hint="eastAsia"/>
+          <w:sz w:val="28"/>
+        </w:rPr>
+        <w:instrText>○</w:instrText>
+      </w:r>
+      <w:r>
+        <w:rPr>
+          <w:rFonts w:hint="eastAsia"/>
+          <w:sz w:val="28"/>
+        </w:rPr>
+        <w:instrText>,</w:instrText>
+      </w:r>
+      <w:r>
+        <w:rPr>
+          <w:rFonts w:hint="eastAsia"/>
+          <w:position w:val="3"/>
+          <w:sz w:val="19"/>
+        </w:rPr>
+        <w:instrText>印</w:instrText>
+      </w:r>
+      <w:r>
+        <w:rPr>
+          <w:rFonts w:hint="eastAsia"/>
+          <w:sz w:val="28"/>
+        </w:rPr>
+        <w:instrText>)</w:instrText>
+      </w:r>
+      <w:r>
+        <w:rPr>
+          <w:sz w:val="28"/>
+        </w:rPr>
+        <w:fldChar w:fldCharType="end"/>
       </w:r>
     </w:p>
     <w:p>
       <w:pPr>
-        <w:rPr>
-          <w:sz w:val="28"/>
-        </w:rPr>
-      </w:pPr>
-      <w:r>
-        <w:rPr>
-          <w:rFonts w:hint="eastAsia"/>
-          <w:sz w:val="28"/>
-        </w:rPr>
-        <w:tab/>
-      </w:r>
-      <w:r>
-        <w:rPr>
-          <w:rFonts w:hint="eastAsia"/>
-          <w:sz w:val="28"/>
-        </w:rPr>
-        <w:tab/>
-      </w:r>
-      <w:r>
-        <w:rPr>
-          <w:rFonts w:hint="eastAsia"/>
-          <w:sz w:val="28"/>
-        </w:rPr>
-        <w:tab/>
-      </w:r>
-      <w:r>
-        <w:rPr>
-          <w:rFonts w:hint="eastAsia"/>
-          <w:sz w:val="28"/>
-        </w:rPr>
-        <w:t xml:space="preserve">　代表者職氏名　代表理事　生島　儀尊　　　　</w:t>
-      </w:r>
-      <w:r>
-        <w:rPr>
-          <w:sz w:val="28"/>
-        </w:rPr>
-        <w:fldChar w:fldCharType="begin"/>
-      </w:r>
-      <w:r>
-        <w:rPr>
-          <w:sz w:val="28"/>
-        </w:rPr>
-        <w:instrText xml:space="preserve"> </w:instrText>
-      </w:r>
-      <w:r>
-        <w:rPr>
-          <w:rFonts w:hint="eastAsia"/>
-          <w:sz w:val="28"/>
-        </w:rPr>
-        <w:instrText>eq \o\ac(</w:instrText>
-      </w:r>
-      <w:r>
-        <w:rPr>
-          <w:rFonts w:hint="eastAsia"/>
-          <w:sz w:val="28"/>
-        </w:rPr>
-        <w:instrText>○</w:instrText>
-      </w:r>
-      <w:r>
-        <w:rPr>
-          <w:rFonts w:hint="eastAsia"/>
-          <w:sz w:val="28"/>
-        </w:rPr>
-        <w:instrText>,</w:instrText>
-      </w:r>
-      <w:r>
-        <w:rPr>
-          <w:rFonts w:hint="eastAsia"/>
-          <w:position w:val="3"/>
-          <w:sz w:val="19"/>
-        </w:rPr>
-        <w:instrText>印</w:instrText>
-      </w:r>
-      <w:r>
-        <w:rPr>
-          <w:rFonts w:hint="eastAsia"/>
-          <w:sz w:val="28"/>
-        </w:rPr>
-        <w:instrText>)</w:instrText>
-      </w:r>
-      <w:r>
-        <w:rPr>
-          <w:sz w:val="28"/>
-        </w:rPr>
-        <w:fldChar w:fldCharType="end"/>
-      </w:r>
-    </w:p>
-    <w:p>
-      <w:pPr>
-        <w:rPr>
-          <w:sz w:val="28"/>
-        </w:rPr>
-      </w:pPr>
-    </w:p>
-    <w:p>
-      <w:pPr>
-        <w:rPr>
-          <w:sz w:val="28"/>
-        </w:rPr>
-      </w:pPr>
-    </w:p>
-    <w:p>
-      <w:pPr>
         <w:ind w:firstLineChars="1300" w:firstLine="2730"/>
       </w:pPr>
       <w:r>
@@ -643,12 +640,11 @@
       </w:r>
     </w:p>
     <w:sectPr>
-      <w:headerReference w:type="default" r:id="rId10"/>
-      <w:footerReference w:type="default" r:id="rId11"/>
+      <w:footerReference w:type="default" r:id="rId8"/>
       <w:pgSz w:w="11906" w:h="16838" w:code="9"/>
-      <w:pgMar w:top="1418" w:right="1418" w:bottom="1418" w:left="1418" w:header="851" w:footer="624" w:gutter="0"/>
+      <w:pgMar w:top="1134" w:right="1134" w:bottom="851" w:left="1134" w:header="397" w:footer="567" w:gutter="0"/>
       <w:cols w:space="425"/>
-      <w:docGrid w:type="linesAndChars" w:linePitch="350" w:charSpace="3430"/>
+      <w:docGrid w:type="lines" w:linePitch="353"/>
     </w:sectPr>
   </w:body>
 </w:document>
